--- a/tuntitutka/downloads/nayttosuunnitelma.docx
+++ b/tuntitutka/downloads/nayttosuunnitelma.docx
@@ -4,7 +4,7 @@
   <w:body>
     <w:p>
       <w:pPr>
-        <w:spacing w:after="100" w:before="200"/>
+        <w:spacing w:before="200" w:after="100"/>
       </w:pPr>
       <w:r>
         <w:rPr>
@@ -45,7 +45,7 @@
     <w:p>
       <w:pPr>
         <w:pStyle w:val="Heading1"/>
-        <w:spacing w:after="160" w:before="320"/>
+        <w:spacing w:before="320" w:after="160"/>
       </w:pPr>
       <w:r>
         <w:rPr>
@@ -121,7 +121,7 @@
     <w:p>
       <w:pPr>
         <w:pStyle w:val="Heading1"/>
-        <w:spacing w:after="160" w:before="320"/>
+        <w:spacing w:before="320" w:after="160"/>
       </w:pPr>
       <w:r>
         <w:rPr>
@@ -407,7 +407,7 @@
     <w:p>
       <w:pPr>
         <w:pStyle w:val="Heading1"/>
-        <w:spacing w:after="160" w:before="320"/>
+        <w:spacing w:before="320" w:after="160"/>
       </w:pPr>
       <w:r>
         <w:rPr>
@@ -1320,7 +1320,7 @@
     <w:p>
       <w:pPr>
         <w:pStyle w:val="Heading1"/>
-        <w:spacing w:after="160" w:before="320"/>
+        <w:spacing w:before="320" w:after="160"/>
       </w:pPr>
       <w:r>
         <w:rPr>
@@ -1346,7 +1346,7 @@
     <w:p>
       <w:pPr>
         <w:pStyle w:val="Heading2"/>
-        <w:spacing w:after="120" w:before="260"/>
+        <w:spacing w:before="260" w:after="120"/>
       </w:pPr>
       <w:r>
         <w:rPr>
@@ -2270,13 +2270,12 @@
           <w:sz w:val="21"/>
           <w:szCs w:val="21"/>
         </w:rPr>
-        <w:t xml:space="preserve"/>
       </w:r>
     </w:p>
     <w:p>
       <w:pPr>
         <w:pStyle w:val="Heading2"/>
-        <w:spacing w:after="120" w:before="260"/>
+        <w:spacing w:before="260" w:after="120"/>
       </w:pPr>
       <w:r>
         <w:rPr>
@@ -3419,13 +3418,12 @@
           <w:sz w:val="21"/>
           <w:szCs w:val="21"/>
         </w:rPr>
-        <w:t xml:space="preserve"/>
       </w:r>
     </w:p>
     <w:p>
       <w:pPr>
         <w:pStyle w:val="Heading2"/>
-        <w:spacing w:after="120" w:before="260"/>
+        <w:spacing w:before="260" w:after="120"/>
       </w:pPr>
       <w:r>
         <w:rPr>
@@ -4057,7 +4055,6 @@
           <w:sz w:val="21"/>
           <w:szCs w:val="21"/>
         </w:rPr>
-        <w:t xml:space="preserve"/>
       </w:r>
     </w:p>
     <w:p>
@@ -4068,7 +4065,7 @@
     <w:p>
       <w:pPr>
         <w:pStyle w:val="Heading1"/>
-        <w:spacing w:after="160" w:before="320"/>
+        <w:spacing w:before="320" w:after="160"/>
       </w:pPr>
       <w:r>
         <w:rPr>
@@ -4230,7 +4227,7 @@
     <w:p>
       <w:pPr>
         <w:pStyle w:val="Heading1"/>
-        <w:spacing w:after="160" w:before="320"/>
+        <w:spacing w:before="320" w:after="160"/>
       </w:pPr>
       <w:r>
         <w:rPr>
@@ -4280,7 +4277,7 @@
     <w:p>
       <w:pPr>
         <w:pStyle w:val="Heading1"/>
-        <w:spacing w:after="160" w:before="320"/>
+        <w:spacing w:before="320" w:after="160"/>
       </w:pPr>
       <w:r>
         <w:rPr>
@@ -4470,7 +4467,7 @@
     <w:p>
       <w:pPr>
         <w:pStyle w:val="Heading1"/>
-        <w:spacing w:after="160" w:before="320"/>
+        <w:spacing w:before="320" w:after="160"/>
       </w:pPr>
       <w:r>
         <w:rPr>
@@ -4655,43 +4652,6 @@
 
 <file path=word/comments.xml><?xml version="1.0" encoding="utf-8"?>
 <w:comments xmlns:cx="http://schemas.microsoft.com/office/drawing/2014/chartex" xmlns:cx1="http://schemas.microsoft.com/office/drawing/2015/9/8/chartex" xmlns:cx2="http://schemas.microsoft.com/office/drawing/2015/10/21/chartex" xmlns:cx3="http://schemas.microsoft.com/office/drawing/2016/5/9/chartex" xmlns:cx4="http://schemas.microsoft.com/office/drawing/2016/5/10/chartex" xmlns:cx5="http://schemas.microsoft.com/office/drawing/2016/5/11/chartex" xmlns:cx6="http://schemas.microsoft.com/office/drawing/2016/5/12/chartex" xmlns:cx7="http://schemas.microsoft.com/office/drawing/2016/5/13/chartex" xmlns:cx8="http://schemas.microsoft.com/office/drawing/2016/5/14/chartex" xmlns:mc="http://schemas.openxmlformats.org/markup-compatibility/2006" xmlns:aink="http://schemas.microsoft.com/office/drawing/2016/ink" xmlns:am3d="http://schemas.microsoft.com/office/drawing/2017/model3d" xmlns:o="urn:schemas-microsoft-com:office:office" xmlns:r="http://schemas.openxmlformats.org/officeDocument/2006/relationships" xmlns:m="http://schemas.openxmlformats.org/officeDocument/2006/math" xmlns:v="urn:schemas-microsoft-com:vml" xmlns:wp14="http://schemas.microsoft.com/office/word/2010/wordprocessingDrawing" xmlns:wp="http://schemas.openxmlformats.org/drawingml/2006/wordprocessingDrawing" xmlns:w10="urn:schemas-microsoft-com:office:word" xmlns:w="http://schemas.openxmlformats.org/wordprocessingml/2006/main" xmlns:w14="http://schemas.microsoft.com/office/word/2010/wordml" xmlns:w15="http://schemas.microsoft.com/office/word/2012/wordml" xmlns:w16cex="http://schemas.microsoft.com/office/word/2018/wordml/cex" xmlns:w16cid="http://schemas.microsoft.com/office/word/2016/wordml/cid" xmlns:w16="http://schemas.microsoft.com/office/word/2018/wordml" xmlns:w16sdtdh="http://schemas.microsoft.com/office/word/2020/wordml/sdtdatahash" xmlns:w16se="http://schemas.microsoft.com/office/word/2015/wordml/symex" xmlns:wpg="http://schemas.microsoft.com/office/word/2010/wordprocessingGroup" xmlns:wpi="http://schemas.microsoft.com/office/word/2010/wordprocessingInk" xmlns:wne="http://schemas.microsoft.com/office/word/2006/wordml" xmlns:wps="http://schemas.microsoft.com/office/word/2010/wordprocessingShape"/>
-</file>
-
-<file path=word/endnotes.xml><?xml version="1.0" encoding="utf-8"?>
-<w:endnotes xmlns:wpc="http://schemas.microsoft.com/office/word/2010/wordprocessingCanvas" xmlns:mc="http://schemas.openxmlformats.org/markup-compatibility/2006" xmlns:o="urn:schemas-microsoft-com:office:office" xmlns:r="http://schemas.openxmlformats.org/officeDocument/2006/relationships" xmlns:m="http://schemas.openxmlformats.org/officeDocument/2006/math" xmlns:v="urn:schemas-microsoft-com:vml" xmlns:wp14="http://schemas.microsoft.com/office/word/2010/wordprocessingDrawing" xmlns:wp="http://schemas.openxmlformats.org/drawingml/2006/wordprocessingDrawing" xmlns:w10="urn:schemas-microsoft-com:office:word" xmlns:w="http://schemas.openxmlformats.org/wordprocessingml/2006/main" xmlns:w14="http://schemas.microsoft.com/office/word/2010/wordml" xmlns:w15="http://schemas.microsoft.com/office/word/2012/wordml" xmlns:wpg="http://schemas.microsoft.com/office/word/2010/wordprocessingGroup" xmlns:wpi="http://schemas.microsoft.com/office/word/2010/wordprocessingInk" xmlns:wne="http://schemas.microsoft.com/office/word/2006/wordml" xmlns:wps="http://schemas.microsoft.com/office/word/2010/wordprocessingShape" mc:Ignorable="w14 w15 wp14">
-  <w:endnote w:type="separator" w:id="-1">
-    <w:p>
-      <w:pPr>
-        <w:spacing w:after="0" w:line="240" w:lineRule="auto"/>
-      </w:pPr>
-      <w:r>
-        <w:rPr>
-          <w:rStyle w:val="EndnoteReference"/>
-        </w:rPr>
-        <w:endnoteRef/>
-      </w:r>
-      <w:r>
-        <w:separator/>
-      </w:r>
-    </w:p>
-  </w:endnote>
-  <w:endnote w:type="continuationSeparator" w:id="0">
-    <w:p>
-      <w:pPr>
-        <w:spacing w:after="0" w:line="240" w:lineRule="auto"/>
-      </w:pPr>
-      <w:r>
-        <w:rPr>
-          <w:rStyle w:val="EndnoteReference"/>
-        </w:rPr>
-        <w:endnoteRef/>
-      </w:r>
-      <w:r>
-        <w:continuationSeparator/>
-      </w:r>
-    </w:p>
-  </w:endnote>
-</w:endnotes>
 </file>
 
 <file path=word/footnotes.xml><?xml version="1.0" encoding="utf-8"?>
@@ -4831,9 +4791,9 @@
   <w:docDefaults>
     <w:rPrDefault>
       <w:rPr>
-        <w:rFonts w:ascii="Calibri" w:cs="Calibri" w:eastAsia="Calibri" w:hAnsi="Calibri"/>
         <w:sz w:val="21"/>
         <w:szCs w:val="21"/>
+        <w:rFonts w:ascii="Calibri" w:cs="Calibri" w:eastAsia="Calibri" w:hAnsi="Calibri"/>
       </w:rPr>
     </w:rPrDefault>
     <w:pPrDefault/>
@@ -4931,8 +4891,8 @@
     <w:uiPriority w:val="99"/>
     <w:unhideWhenUsed/>
     <w:rPr>
+      <w:u w:val="single"/>
       <w:color w:val="0563C1"/>
-      <w:u w:val="single"/>
     </w:rPr>
   </w:style>
   <w:style w:type="character" w:styleId="FootnoteReference">
@@ -4972,42 +4932,5 @@
       <w:szCs w:val="20"/>
     </w:rPr>
   </w:style>
-  <w:style w:type="character" w:styleId="EndnoteReference">
-    <w:name w:val="endnote reference"/>
-    <w:basedOn w:val="DefaultParagraphFont"/>
-    <w:uiPriority w:val="99"/>
-    <w:semiHidden/>
-    <w:unhideWhenUsed/>
-    <w:rPr>
-      <w:vertAlign w:val="superscript"/>
-    </w:rPr>
-  </w:style>
-  <w:style w:type="paragraph" w:styleId="EndnoteText">
-    <w:name w:val="endnote text"/>
-    <w:basedOn w:val="Normal"/>
-    <w:link w:val="EndnoteTextChar"/>
-    <w:uiPriority w:val="99"/>
-    <w:semiHidden/>
-    <w:unhideWhenUsed/>
-    <w:pPr>
-      <w:spacing w:after="0" w:line="240" w:lineRule="auto"/>
-    </w:pPr>
-    <w:rPr>
-      <w:sz w:val="20"/>
-      <w:szCs w:val="20"/>
-    </w:rPr>
-  </w:style>
-  <w:style w:type="character" w:styleId="EndnoteTextChar">
-    <w:name w:val="Endnote Text Char"/>
-    <w:basedOn w:val="DefaultParagraphFont"/>
-    <w:link w:val="EndnoteText"/>
-    <w:uiPriority w:val="99"/>
-    <w:semiHidden/>
-    <w:unhideWhenUsed/>
-    <w:rPr>
-      <w:sz w:val="20"/>
-      <w:szCs w:val="20"/>
-    </w:rPr>
-  </w:style>
 </w:styles>
 </file>
--- a/tuntitutka/downloads/nayttosuunnitelma.docx
+++ b/tuntitutka/downloads/nayttosuunnitelma.docx
@@ -245,7 +245,7 @@
                 <w:sz w:val="19"/>
                 <w:szCs w:val="19"/>
               </w:rPr>
-              <w:t xml:space="preserve">Toimii asiakkaan sijaisena rajaus- ja priorisointipäätöksissä, hyväksyy suunnitelman ennen työviikkoa 3, tarkistaa laadun tarkistuspisteissä ja päättää ohjaajalle kuuluvat asiat (lisenssi, repositoryn julkisuus, katselmoijien nimeäminen, alustalinja, perusteversio, arvioinnin järjestelyt).</w:t>
+              <w:t xml:space="preserve">Toimii asiakkaan sijaisena, kunnes asiakkaan ulkopuolinen edustaja on nimetty: vastaanottaa kysymyslistat ja tekee rajaus- ja priorisointipäätökset. Katselmoinneissa asiakasta esittää nimetty edustaja. Lisäksi ohjaaja hyväksyy suunnitelman ennen työviikkoa 3, tarkistaa laadun tarkistuspisteissä ja päättää ohjaajalle kuuluvat asiat (lisenssi, repositoryn julkisuus, katselmoijien nimeäminen, alustalinja, perusteversio, arvioinnin järjestelyt).</w:t>
             </w:r>
           </w:p>
         </w:tc>
@@ -296,7 +296,7 @@
                 <w:sz w:val="19"/>
                 <w:szCs w:val="19"/>
               </w:rPr>
-              <w:t xml:space="preserve">Kokeilee väliversiota asiakkaan roolissa molemmilla käyttäjärooleilla. Ei ole opiskelijan oma ohjaava opettaja: rooliin sopii työelämäedustaja, toinen opettaja tai toinen opiskelija. Nimeäminen on ohjaajan päätös.</w:t>
+              <w:t xml:space="preserve">Kokeilee väliversiota asiakkaan roolissa molemmilla käyttäjärooleilla. Ei ole opiskelijan oma ohjaava opettaja: rooliin sopii työelämäedustaja, toinen opettaja tai toinen opiskelija. Nimeäminen on ohjaajan päätös. Repositoryyn kirjataan vain rooli; nimi toimitetaan ohjaajalle Teamsissa.</w:t>
             </w:r>
           </w:p>
         </w:tc>
@@ -347,7 +347,7 @@
                 <w:sz w:val="19"/>
                 <w:szCs w:val="19"/>
               </w:rPr>
-              <w:t xml:space="preserve">Testaa julkaistun julkaisuehdokkaan pelkän kirjallisen käyttöönotto-ohjeen avulla ilman suullista apua, molemmilla rooleilla. Eri henkilö kuin työviikolla 10, jos mahdollista.</w:t>
+              <w:t xml:space="preserve">Testaa julkaistun julkaisuehdokkaan pelkän kirjallisen käyttöönotto-ohjeen avulla ilman suullista apua, molemmilla rooleilla. Eri henkilö kuin työviikolla 10, jos mahdollista. Repositoryyn kirjataan vain rooli; nimi toimitetaan ohjaajalle Teamsissa.</w:t>
             </w:r>
           </w:p>
         </w:tc>
@@ -951,7 +951,7 @@
                 <w:sz w:val="19"/>
                 <w:szCs w:val="19"/>
               </w:rPr>
-              <w:t xml:space="preserve">Katselmointimuistio testaajan sitaatteineen, oma tulkinta erikseen, priorisoidut muutokset issueina. Katselmoija nimetty viimeistään työviikolla 8.</w:t>
+              <w:t xml:space="preserve">Katselmointimuistio testaajan sitaatteineen (puhuja roolilla), oma tulkinta erikseen, priorisoidut muutokset issueina; testaajan nimi ohjaajalle Teamsissa. Katselmoija nimetty viimeistään työviikolla 8.</w:t>
             </w:r>
           </w:p>
         </w:tc>
@@ -1164,7 +1164,7 @@
                 <w:sz w:val="19"/>
                 <w:szCs w:val="19"/>
               </w:rPr>
-              <w:t xml:space="preserve">v1.0-rc1 merkittynä tagilla ja julkisessa osoitteessa, oma asennuspöytäkirja, ulkopuolisen testauspöytäkirja ja estävät issueina.</w:t>
+              <w:t xml:space="preserve">v1.0-rc1 merkittynä tagilla ja julkisessa osoitteessa, oma asennuspöytäkirja, ulkopuolisen testauspöytäkirja sitaatteineen (puhuja roolilla, nimi Teamsissa) ja estävät issueina.</w:t>
             </w:r>
           </w:p>
         </w:tc>
@@ -1235,7 +1235,7 @@
                 <w:sz w:val="19"/>
                 <w:szCs w:val="19"/>
               </w:rPr>
-              <w:t xml:space="preserve">Estävät korjattu täydellisenä ketjuna, v1.0 merkittynä tagilla ja julkaistuna, savutesti ajettuna, julkaisutiedote ja luovutusviesti repossa.</w:t>
+              <w:t xml:space="preserve">Estävät korjattu täydellisenä ketjuna, v1.0 merkittynä tagilla ja julkaistuna, savutesti ajettuna, julkaisutiedote ja luovutusviesti repossa, project-docs/nayttomatriisi.md perustettu.</w:t>
             </w:r>
           </w:p>
         </w:tc>
@@ -1306,7 +1306,7 @@
                 <w:sz w:val="19"/>
                 <w:szCs w:val="19"/>
               </w:rPr>
-              <w:t xml:space="preserve">Näyttömatriisi täsmälinkitettynä 32 vaatimukseen, demo harjoiteltuna kellon kanssa, itsearviointi konkreettisin tilantein.</w:t>
+              <w:t xml:space="preserve">Linkitetty näyttömatriisi project-docs/nayttomatriisi.md viimeisteltynä 32 vaatimukseen, demo harjoiteltuna kellon kanssa, itsearviointi konkreettisin tilantein.</w:t>
             </w:r>
           </w:p>
         </w:tc>
@@ -2600,7 +2600,7 @@
                 <w:sz w:val="19"/>
                 <w:szCs w:val="19"/>
               </w:rPr>
-              <w:t xml:space="preserve">Kaksi katselmointia: väliversion asiakaskatselmointi ja julkaisuehdokkaan julkaisutestaus; palaute ja sovitut muutokset kirjattuina</w:t>
+              <w:t xml:space="preserve">Kaksi katselmointia: väliversion asiakaskatselmointi ja julkaisuehdokkaan julkaisutestaus; palaute testaajan sanoin (puhuja roolilla, ei nimeä) ja sovitut muutokset kirjattuina</w:t>
             </w:r>
           </w:p>
         </w:tc>
@@ -2965,7 +2965,7 @@
                 <w:sz w:val="19"/>
                 <w:szCs w:val="19"/>
               </w:rPr>
-              <w:t xml:space="preserve">Vertailu SQLite / JSON-tiedosto / PostgreSQL datan rakenteen, käyttötilanteen ja laajuuden perusteella; perusteltu valinta suunnitelmassa</w:t>
+              <w:t xml:space="preserve">Sovitun SQLiten perustelu vertailemalla sitä JSON-tiedostoon ja PostgreSQLiin datan rakenteen, käyttötilanteen ja laajuuden perusteella; perustelu suunnitelmassa</w:t>
             </w:r>
           </w:p>
         </w:tc>
@@ -4206,7 +4206,7 @@
                 <w:sz w:val="19"/>
                 <w:szCs w:val="19"/>
               </w:rPr>
-              <w:t xml:space="preserve">Projektipäiväkirja, AI-loki, tekninen suunnitelma, katselmointimuistio (työviikko 10), tietoturva-arvio ja reittitaulukko (13), testiraportti ja virheenkorjausketjut (14), asennus- ja julkaisutestauspöytäkirjat (16) sekä täsmälinkitetty näyttömatriisi (18).</w:t>
+              <w:t xml:space="preserve">Projektipäiväkirja, AI-loki, tekninen suunnitelma, katselmointimuistio (työviikko 10), tietoturva-arvio ja reittitaulukko (13), testiraportti ja virheenkorjausketjut (14), asennus- ja julkaisutestauspöytäkirjat (16) sekä linkitetty näyttömatriisi project-docs/nayttomatriisi.md (perustetaan 17, viimeistellään 18). Katselmointimuistioissa sitaattien puhuja on merkitty roolilla; nimet ovat ohjaajalla Teamsissa.</w:t>
             </w:r>
           </w:p>
         </w:tc>
@@ -4271,7 +4271,7 @@
           <w:sz w:val="21"/>
           <w:szCs w:val="21"/>
         </w:rPr>
-        <w:t xml:space="preserve">Osa viikoista on rakennettu niin, ettei niitä voi suorittaa kielimallilla: työviikot 10 ja 16 vaativat nimetyn ulkopuolisen ihmisen omine sanoineen, työviikot 3 ja 16–17 oman julkisen osoitteen ja alustan lokit, työviikot 7–8 opiskelijan oman kirjausdatan ja käsin lasketut odotusarvot ja työviikko 12 mittausraportit omalta laitteelta.</w:t>
+        <w:t xml:space="preserve">Osa viikoista on rakennettu niin, ettei niitä voi suorittaa kielimallilla: työviikot 10 ja 16 vaativat nimetyn ulkopuolisen ihmisen omine sanoineen (sitaatit roolilla merkittyinä, nimet ohjaajalle Teamsissa), työviikot 3 ja 16–17 oman julkisen osoitteen ja alustan lokit, työviikot 7–8 opiskelijan oman kirjausdatan ja käsin lasketut odotusarvot ja työviikko 12 mittausraportit omalta laitteelta.</w:t>
       </w:r>
     </w:p>
     <w:p>
@@ -4420,7 +4420,7 @@
           <w:sz w:val="20"/>
           <w:szCs w:val="20"/>
         </w:rPr>
-        <w:t xml:space="preserve">Katselmointimuistio (työviikko 10) ja julkaisutestauksen pöytäkirja (16) sekä oma asennuspöytäkirja.</w:t>
+        <w:t xml:space="preserve">Katselmointimuistio (työviikko 10) ja julkaisutestauksen pöytäkirja (16) sitaatteineen, puhuja roolilla merkittynä, sekä oma asennuspöytäkirja; nimet ohjaajalla Teamsissa.</w:t>
       </w:r>
     </w:p>
     <w:p>
@@ -4447,7 +4447,7 @@
           <w:sz w:val="20"/>
           <w:szCs w:val="20"/>
         </w:rPr>
-        <w:t xml:space="preserve">Täsmälinkitetty näyttömatriisi 32 vaatimukselle, demorunko ja itsearviointi.</w:t>
+        <w:t xml:space="preserve">Linkitetty näyttömatriisi project-docs/nayttomatriisi.md 32 vaatimukselle, demorunko ja itsearviointi.</w:t>
       </w:r>
     </w:p>
     <w:p>
